--- a/resources/templates/WES_Template.docx
+++ b/resources/templates/WES_Template.docx
@@ -693,7 +693,7 @@
         <mc:AlternateContent>
           <mc:Choice Requires="wps">
             <w:drawing>
-              <wp:anchor distT="0" distB="0" distL="114300" distR="114300" simplePos="0" relativeHeight="251660288" behindDoc="0" locked="0" layoutInCell="1" allowOverlap="1">
+              <wp:anchor distT="0" distB="0" distL="114300" distR="114300" simplePos="0" relativeHeight="251660288" behindDoc="0" locked="0" layoutInCell="1" allowOverlap="1" wp14:anchorId="3AE64C64" wp14:editId="300D7C0F">
                 <wp:simplePos x="0" y="0"/>
                 <wp:positionH relativeFrom="margin">
                   <wp:align>center</wp:align>
@@ -822,6 +822,7 @@
       <w:tblPr>
         <w:tblStyle w:val="PlainTable4"/>
         <w:tblW w:w="0" w:type="auto"/>
+        <w:jc w:val="right"/>
         <w:shd w:val="clear" w:color="auto" w:fill="FFFFFF" w:themeFill="background1"/>
         <w:tblLook w:val="04A0" w:firstRow="1" w:lastRow="0" w:firstColumn="1" w:lastColumn="0" w:noHBand="0" w:noVBand="1"/>
       </w:tblPr>
@@ -833,6 +834,7 @@
       <w:tr>
         <w:trPr>
           <w:cnfStyle w:val="100000000000" w:firstRow="1" w:lastRow="0" w:firstColumn="0" w:lastColumn="0" w:oddVBand="0" w:evenVBand="0" w:oddHBand="0" w:evenHBand="0" w:firstRowFirstColumn="0" w:firstRowLastColumn="0" w:lastRowFirstColumn="0" w:lastRowLastColumn="0"/>
+          <w:jc w:val="right"/>
         </w:trPr>
         <w:tc>
           <w:tcPr>
@@ -842,6 +844,7 @@
           </w:tcPr>
           <w:p>
             <w:pPr>
+              <w:jc w:val="right"/>
               <w:rPr>
                 <w:rFonts w:ascii="Arial" w:hAnsi="Arial" w:cs="Arial"/>
               </w:rPr>
@@ -859,6 +862,7 @@
           </w:tcPr>
           <w:p>
             <w:pPr>
+              <w:jc w:val="right"/>
               <w:cnfStyle w:val="100000000000" w:firstRow="1" w:lastRow="0" w:firstColumn="0" w:lastColumn="0" w:oddVBand="0" w:evenVBand="0" w:oddHBand="0" w:evenHBand="0" w:firstRowFirstColumn="0" w:firstRowLastColumn="0" w:lastRowFirstColumn="0" w:lastRowLastColumn="0"/>
               <w:rPr>
                 <w:rFonts w:ascii="Arial" w:hAnsi="Arial" w:cs="Arial"/>
@@ -880,6 +884,7 @@
       <w:tr>
         <w:trPr>
           <w:cnfStyle w:val="000000100000" w:firstRow="0" w:lastRow="0" w:firstColumn="0" w:lastColumn="0" w:oddVBand="0" w:evenVBand="0" w:oddHBand="1" w:evenHBand="0" w:firstRowFirstColumn="0" w:firstRowLastColumn="0" w:lastRowFirstColumn="0" w:lastRowLastColumn="0"/>
+          <w:jc w:val="right"/>
         </w:trPr>
         <w:tc>
           <w:tcPr>
@@ -889,6 +894,7 @@
           </w:tcPr>
           <w:p>
             <w:pPr>
+              <w:jc w:val="right"/>
               <w:rPr>
                 <w:rFonts w:ascii="Arial" w:hAnsi="Arial" w:cs="Arial"/>
               </w:rPr>
@@ -906,7 +912,7 @@
           </w:tcPr>
           <w:p>
             <w:pPr>
-              <w:jc w:val="center"/>
+              <w:jc w:val="right"/>
               <w:cnfStyle w:val="000000100000" w:firstRow="0" w:lastRow="0" w:firstColumn="0" w:lastColumn="0" w:oddVBand="0" w:evenVBand="0" w:oddHBand="1" w:evenHBand="0" w:firstRowFirstColumn="0" w:firstRowLastColumn="0" w:lastRowFirstColumn="0" w:lastRowLastColumn="0"/>
               <w:rPr>
                 <w:rFonts w:ascii="Arial" w:hAnsi="Arial" w:cs="Arial"/>
@@ -922,6 +928,9 @@
         </w:tc>
       </w:tr>
       <w:tr>
+        <w:trPr>
+          <w:jc w:val="right"/>
+        </w:trPr>
         <w:tc>
           <w:tcPr>
             <w:cnfStyle w:val="001000000000" w:firstRow="0" w:lastRow="0" w:firstColumn="1" w:lastColumn="0" w:oddVBand="0" w:evenVBand="0" w:oddHBand="0" w:evenHBand="0" w:firstRowFirstColumn="0" w:firstRowLastColumn="0" w:lastRowFirstColumn="0" w:lastRowLastColumn="0"/>
@@ -930,6 +939,7 @@
           </w:tcPr>
           <w:p>
             <w:pPr>
+              <w:jc w:val="right"/>
               <w:rPr>
                 <w:rFonts w:ascii="Arial" w:hAnsi="Arial" w:cs="Arial"/>
               </w:rPr>
@@ -944,7 +954,7 @@
           </w:tcPr>
           <w:p>
             <w:pPr>
-              <w:jc w:val="center"/>
+              <w:jc w:val="right"/>
               <w:cnfStyle w:val="000000000000" w:firstRow="0" w:lastRow="0" w:firstColumn="0" w:lastColumn="0" w:oddVBand="0" w:evenVBand="0" w:oddHBand="0" w:evenHBand="0" w:firstRowFirstColumn="0" w:firstRowLastColumn="0" w:lastRowFirstColumn="0" w:lastRowLastColumn="0"/>
               <w:rPr>
                 <w:rFonts w:ascii="Arial" w:hAnsi="Arial" w:cs="Arial"/>
@@ -959,7 +969,7 @@
           </w:p>
           <w:p>
             <w:pPr>
-              <w:jc w:val="center"/>
+              <w:jc w:val="right"/>
               <w:cnfStyle w:val="000000000000" w:firstRow="0" w:lastRow="0" w:firstColumn="0" w:lastColumn="0" w:oddVBand="0" w:evenVBand="0" w:oddHBand="0" w:evenHBand="0" w:firstRowFirstColumn="0" w:firstRowLastColumn="0" w:lastRowFirstColumn="0" w:lastRowLastColumn="0"/>
               <w:rPr>
                 <w:rFonts w:ascii="Arial" w:hAnsi="Arial" w:cs="Arial"/>
@@ -971,6 +981,7 @@
       <w:tr>
         <w:trPr>
           <w:cnfStyle w:val="000000100000" w:firstRow="0" w:lastRow="0" w:firstColumn="0" w:lastColumn="0" w:oddVBand="0" w:evenVBand="0" w:oddHBand="1" w:evenHBand="0" w:firstRowFirstColumn="0" w:firstRowLastColumn="0" w:lastRowFirstColumn="0" w:lastRowLastColumn="0"/>
+          <w:jc w:val="right"/>
         </w:trPr>
         <w:tc>
           <w:tcPr>
@@ -980,6 +991,7 @@
           </w:tcPr>
           <w:p>
             <w:pPr>
+              <w:jc w:val="right"/>
               <w:rPr>
                 <w:rFonts w:ascii="Arial" w:hAnsi="Arial" w:cs="Arial"/>
               </w:rPr>
@@ -993,6 +1005,7 @@
           </w:tcPr>
           <w:p>
             <w:pPr>
+              <w:jc w:val="right"/>
               <w:cnfStyle w:val="000000100000" w:firstRow="0" w:lastRow="0" w:firstColumn="0" w:lastColumn="0" w:oddVBand="0" w:evenVBand="0" w:oddHBand="1" w:evenHBand="0" w:firstRowFirstColumn="0" w:firstRowLastColumn="0" w:lastRowFirstColumn="0" w:lastRowLastColumn="0"/>
               <w:rPr>
                 <w:rFonts w:ascii="Arial" w:hAnsi="Arial" w:cs="Arial"/>
@@ -1002,7 +1015,7 @@
               <w:rPr>
                 <w:rFonts w:ascii="Arial" w:hAnsi="Arial" w:cs="Arial"/>
               </w:rPr>
-              <w:t xml:space="preserve">Date: </w:t>
+              <w:t>Date:</w:t>
             </w:r>
           </w:p>
         </w:tc>
@@ -1016,6 +1029,7 @@
           </w:tcPr>
           <w:p>
             <w:pPr>
+              <w:ind w:right="440"/>
               <w:cnfStyle w:val="000000100000" w:firstRow="0" w:lastRow="0" w:firstColumn="0" w:lastColumn="0" w:oddVBand="0" w:evenVBand="0" w:oddHBand="1" w:evenHBand="0" w:firstRowFirstColumn="0" w:firstRowLastColumn="0" w:lastRowFirstColumn="0" w:lastRowLastColumn="0"/>
               <w:rPr>
                 <w:rFonts w:ascii="Arial" w:hAnsi="Arial" w:cs="Arial"/>
@@ -1063,6 +1077,56 @@
     </w:sectPr>
   </w:body>
 </w:document>
+</file>
+
+<file path=word/endnotes.xml><?xml version="1.0" encoding="utf-8"?>
+<w:endnotes xmlns:wpc="http://schemas.microsoft.com/office/word/2010/wordprocessingCanvas" xmlns:cx="http://schemas.microsoft.com/office/drawing/2014/chartex" xmlns:cx1="http://schemas.microsoft.com/office/drawing/2015/9/8/chartex" xmlns:cx2="http://schemas.microsoft.com/office/drawing/2015/10/21/chartex" xmlns:cx3="http://schemas.microsoft.com/office/drawing/2016/5/9/chartex" xmlns:cx4="http://schemas.microsoft.com/office/drawing/2016/5/10/chartex" xmlns:cx5="http://schemas.microsoft.com/office/drawing/2016/5/11/chartex" xmlns:cx6="http://schemas.microsoft.com/office/drawing/2016/5/12/chartex" xmlns:cx7="http://schemas.microsoft.com/office/drawing/2016/5/13/chartex" xmlns:cx8="http://schemas.microsoft.com/office/drawing/2016/5/14/chartex" xmlns:mc="http://schemas.openxmlformats.org/markup-compatibility/2006" xmlns:aink="http://schemas.microsoft.com/office/drawing/2016/ink" xmlns:am3d="http://schemas.microsoft.com/office/drawing/2017/model3d" xmlns:o="urn:schemas-microsoft-com:office:office" xmlns:oel="http://schemas.microsoft.com/office/2019/extlst" xmlns:r="http://schemas.openxmlformats.org/officeDocument/2006/relationships" xmlns:m="http://schemas.openxmlformats.org/officeDocument/2006/math" xmlns:v="urn:schemas-microsoft-com:vml" xmlns:wp14="http://schemas.microsoft.com/office/word/2010/wordprocessingDrawing" xmlns:wp="http://schemas.openxmlformats.org/drawingml/2006/wordprocessingDrawing" xmlns:w10="urn:schemas-microsoft-com:office:word" xmlns:w="http://schemas.openxmlformats.org/wordprocessingml/2006/main" xmlns:w14="http://schemas.microsoft.com/office/word/2010/wordml" xmlns:w15="http://schemas.microsoft.com/office/word/2012/wordml" xmlns:w16cex="http://schemas.microsoft.com/office/word/2018/wordml/cex" xmlns:w16cid="http://schemas.microsoft.com/office/word/2016/wordml/cid" xmlns:w16="http://schemas.microsoft.com/office/word/2018/wordml" xmlns:w16du="http://schemas.microsoft.com/office/word/2023/wordml/word16du" xmlns:w16sdtdh="http://schemas.microsoft.com/office/word/2020/wordml/sdtdatahash" xmlns:w16sdtfl="http://schemas.microsoft.com/office/word/2024/wordml/sdtformatlock" xmlns:w16se="http://schemas.microsoft.com/office/word/2015/wordml/symex" xmlns:wpg="http://schemas.microsoft.com/office/word/2010/wordprocessingGroup" xmlns:wpi="http://schemas.microsoft.com/office/word/2010/wordprocessingInk" xmlns:wne="http://schemas.microsoft.com/office/word/2006/wordml" xmlns:wps="http://schemas.microsoft.com/office/word/2010/wordprocessingShape" mc:Ignorable="w14 w15 w16se w16cid w16 w16cex w16sdtdh w16sdtfl w16du wp14">
+  <w:endnote w:type="separator" w:id="-1">
+    <w:p>
+      <w:pPr>
+        <w:spacing w:after="0" w:line="240" w:lineRule="auto"/>
+      </w:pPr>
+      <w:r>
+        <w:separator/>
+      </w:r>
+    </w:p>
+  </w:endnote>
+  <w:endnote w:type="continuationSeparator" w:id="0">
+    <w:p>
+      <w:pPr>
+        <w:spacing w:after="0" w:line="240" w:lineRule="auto"/>
+      </w:pPr>
+      <w:r>
+        <w:continuationSeparator/>
+      </w:r>
+    </w:p>
+  </w:endnote>
+</w:endnotes>
+</file>
+
+<file path=word/footnotes.xml><?xml version="1.0" encoding="utf-8"?>
+<w:footnotes xmlns:wpc="http://schemas.microsoft.com/office/word/2010/wordprocessingCanvas" xmlns:cx="http://schemas.microsoft.com/office/drawing/2014/chartex" xmlns:cx1="http://schemas.microsoft.com/office/drawing/2015/9/8/chartex" xmlns:cx2="http://schemas.microsoft.com/office/drawing/2015/10/21/chartex" xmlns:cx3="http://schemas.microsoft.com/office/drawing/2016/5/9/chartex" xmlns:cx4="http://schemas.microsoft.com/office/drawing/2016/5/10/chartex" xmlns:cx5="http://schemas.microsoft.com/office/drawing/2016/5/11/chartex" xmlns:cx6="http://schemas.microsoft.com/office/drawing/2016/5/12/chartex" xmlns:cx7="http://schemas.microsoft.com/office/drawing/2016/5/13/chartex" xmlns:cx8="http://schemas.microsoft.com/office/drawing/2016/5/14/chartex" xmlns:mc="http://schemas.openxmlformats.org/markup-compatibility/2006" xmlns:aink="http://schemas.microsoft.com/office/drawing/2016/ink" xmlns:am3d="http://schemas.microsoft.com/office/drawing/2017/model3d" xmlns:o="urn:schemas-microsoft-com:office:office" xmlns:oel="http://schemas.microsoft.com/office/2019/extlst" xmlns:r="http://schemas.openxmlformats.org/officeDocument/2006/relationships" xmlns:m="http://schemas.openxmlformats.org/officeDocument/2006/math" xmlns:v="urn:schemas-microsoft-com:vml" xmlns:wp14="http://schemas.microsoft.com/office/word/2010/wordprocessingDrawing" xmlns:wp="http://schemas.openxmlformats.org/drawingml/2006/wordprocessingDrawing" xmlns:w10="urn:schemas-microsoft-com:office:word" xmlns:w="http://schemas.openxmlformats.org/wordprocessingml/2006/main" xmlns:w14="http://schemas.microsoft.com/office/word/2010/wordml" xmlns:w15="http://schemas.microsoft.com/office/word/2012/wordml" xmlns:w16cex="http://schemas.microsoft.com/office/word/2018/wordml/cex" xmlns:w16cid="http://schemas.microsoft.com/office/word/2016/wordml/cid" xmlns:w16="http://schemas.microsoft.com/office/word/2018/wordml" xmlns:w16du="http://schemas.microsoft.com/office/word/2023/wordml/word16du" xmlns:w16sdtdh="http://schemas.microsoft.com/office/word/2020/wordml/sdtdatahash" xmlns:w16sdtfl="http://schemas.microsoft.com/office/word/2024/wordml/sdtformatlock" xmlns:w16se="http://schemas.microsoft.com/office/word/2015/wordml/symex" xmlns:wpg="http://schemas.microsoft.com/office/word/2010/wordprocessingGroup" xmlns:wpi="http://schemas.microsoft.com/office/word/2010/wordprocessingInk" xmlns:wne="http://schemas.microsoft.com/office/word/2006/wordml" xmlns:wps="http://schemas.microsoft.com/office/word/2010/wordprocessingShape" mc:Ignorable="w14 w15 w16se w16cid w16 w16cex w16sdtdh w16sdtfl w16du wp14">
+  <w:footnote w:type="separator" w:id="-1">
+    <w:p>
+      <w:pPr>
+        <w:spacing w:after="0" w:line="240" w:lineRule="auto"/>
+      </w:pPr>
+      <w:r>
+        <w:separator/>
+      </w:r>
+    </w:p>
+  </w:footnote>
+  <w:footnote w:type="continuationSeparator" w:id="0">
+    <w:p>
+      <w:pPr>
+        <w:spacing w:after="0" w:line="240" w:lineRule="auto"/>
+      </w:pPr>
+      <w:r>
+        <w:continuationSeparator/>
+      </w:r>
+    </w:p>
+  </w:footnote>
+</w:footnotes>
 </file>
 
 <file path=word/numbering.xml><?xml version="1.0" encoding="utf-8"?>
@@ -1842,6 +1906,50 @@
       </w:tcPr>
     </w:tblStylePr>
   </w:style>
+  <w:style w:type="paragraph" w:styleId="Header">
+    <w:name w:val="header"/>
+    <w:basedOn w:val="Normal"/>
+    <w:link w:val="HeaderChar"/>
+    <w:uiPriority w:val="99"/>
+    <w:unhideWhenUsed/>
+    <w:rsid w:val="009E0C6E"/>
+    <w:pPr>
+      <w:tabs>
+        <w:tab w:val="center" w:pos="4680"/>
+        <w:tab w:val="right" w:pos="9360"/>
+      </w:tabs>
+      <w:spacing w:after="0" w:line="240" w:lineRule="auto"/>
+    </w:pPr>
+  </w:style>
+  <w:style w:type="character" w:customStyle="1" w:styleId="HeaderChar">
+    <w:name w:val="Header Char"/>
+    <w:basedOn w:val="DefaultParagraphFont"/>
+    <w:link w:val="Header"/>
+    <w:uiPriority w:val="99"/>
+    <w:rsid w:val="009E0C6E"/>
+  </w:style>
+  <w:style w:type="paragraph" w:styleId="Footer">
+    <w:name w:val="footer"/>
+    <w:basedOn w:val="Normal"/>
+    <w:link w:val="FooterChar"/>
+    <w:uiPriority w:val="99"/>
+    <w:unhideWhenUsed/>
+    <w:rsid w:val="009E0C6E"/>
+    <w:pPr>
+      <w:tabs>
+        <w:tab w:val="center" w:pos="4680"/>
+        <w:tab w:val="right" w:pos="9360"/>
+      </w:tabs>
+      <w:spacing w:after="0" w:line="240" w:lineRule="auto"/>
+    </w:pPr>
+  </w:style>
+  <w:style w:type="character" w:customStyle="1" w:styleId="FooterChar">
+    <w:name w:val="Footer Char"/>
+    <w:basedOn w:val="DefaultParagraphFont"/>
+    <w:link w:val="Footer"/>
+    <w:uiPriority w:val="99"/>
+    <w:rsid w:val="009E0C6E"/>
+  </w:style>
 </w:styles>
 </file>
 
